--- a/tables/mod_selection.docx
+++ b/tables/mod_selection.docx
@@ -65,7 +65,7 @@
           <w:sz w:val="20"/>
           <w:color w:val="333333"/>
         </w:rPr>
-        <w:t xml:space="default">Models evaluated sequentially: base structure, random slopes, temperature functional form, and interaction terms.</w:t>
+        <w:t xml:space="default">Models evaluated sequentially: fixed-effect structure, random slope inclusion, and temperature functional form.</w:t>
       </w:r>
     </w:p>
     <w:tbl xmlns:w="http://schemas.openxmlformats.org/wordprocessingml/2006/main" xmlns:wp="http://schemas.openxmlformats.org/drawingml/2006/wordprocessingDrawing" xmlns:r="http://schemas.openxmlformats.org/officeDocument/2006/relationships" xmlns:w14="http://schemas.microsoft.com/office/word/2010/wordml">
@@ -106,6 +106,15 @@
               </w:rPr>
               <w:t xml:space="default">Model</w:t>
             </w:r>
+            <w:r>
+              <w:rPr>
+                <w:vertAlign w:val="superscript"/>
+                <w:i/>
+                <w:rFonts w:ascii="Calibri" w:hAnsi="Calibri"/>
+                <w:sz w:val="20"/>
+              </w:rPr>
+              <w:t xml:space="default">1</w:t>
+            </w:r>
           </w:p>
         </w:tc>
         <w:tc>
@@ -135,7 +144,7 @@
                 <w:rFonts w:ascii="Calibri" w:hAnsi="Calibri"/>
                 <w:sz w:val="20"/>
               </w:rPr>
-              <w:t xml:space="default">1</w:t>
+              <w:t xml:space="default">2</w:t>
             </w:r>
           </w:p>
         </w:tc>
@@ -188,6 +197,7 @@
             <w:tcBorders>
               <w:top w:val="single" w:sz="16" w:space="0" w:color="D3D3D3"/>
               <w:bottom w:val="single" w:sz="16" w:space="0" w:color="D3D3D3"/>
+              <w:end w:val="single" w:space="0" w:color="D3D3D3"/>
             </w:tcBorders>
           </w:tcPr>
           <w:p>
@@ -202,38 +212,6 @@
                 <w:sz w:val="20"/>
               </w:rPr>
               <w:t xml:space="preserve">R² (conditional)</w:t>
-            </w:r>
-          </w:p>
-        </w:tc>
-        <w:tc>
-          <w:tcPr>
-            <w:tcBorders>
-              <w:top w:val="single" w:sz="16" w:space="0" w:color="D3D3D3"/>
-              <w:bottom w:val="single" w:sz="16" w:space="0" w:color="D3D3D3"/>
-              <w:end w:val="single" w:space="0" w:color="D3D3D3"/>
-            </w:tcBorders>
-          </w:tcPr>
-          <w:p>
-            <w:pPr>
-              <w:spacing w:before="0" w:after="60"/>
-              <w:keepNext/>
-              <w:jc w:val="start"/>
-            </w:pPr>
-            <w:r>
-              <w:rPr>
-                <w:rFonts w:ascii="Calibri" w:hAnsi="Calibri"/>
-                <w:sz w:val="20"/>
-              </w:rPr>
-              <w:t xml:space="default">Notes</w:t>
-            </w:r>
-            <w:r>
-              <w:rPr>
-                <w:vertAlign w:val="superscript"/>
-                <w:i/>
-                <w:rFonts w:ascii="Calibri" w:hAnsi="Calibri"/>
-                <w:sz w:val="20"/>
-              </w:rPr>
-              <w:t xml:space="default">2</w:t>
             </w:r>
           </w:p>
         </w:tc>
@@ -254,7 +232,7 @@
             <w:tcMar>
               <w:top w:w="25" w:type="dxa"/>
             </w:tcMar>
-            <w:gridSpan w:val="6"/>
+            <w:gridSpan w:val="5"/>
           </w:tcPr>
           <w:p>
             <w:pPr>
@@ -296,7 +274,7 @@
                 <w:sz w:val="20"/>
                 <w:b w:val="true"/>
               </w:rPr>
-              <w:t xml:space="default">m16: temp_90 + stream + year</w:t>
+              <w:t xml:space="default">m7: tempₐ + stream + year</w:t>
             </w:r>
           </w:p>
         </w:tc>
@@ -397,31 +375,6 @@
                 <w:b w:val="true"/>
               </w:rPr>
               <w:t xml:space="default">0.980</w:t>
-            </w:r>
-          </w:p>
-        </w:tc>
-        <w:tc>
-          <w:tcPr>
-            <w:tcBorders>
-              <w:top w:val="single" w:space="0" w:color="D3D3D3"/>
-              <w:bottom w:val="single" w:space="0" w:color="D3D3D3"/>
-              <w:start w:val="single" w:space="0" w:color="D3D3D3"/>
-              <w:end w:val="single" w:space="0" w:color="D3D3D3"/>
-            </w:tcBorders>
-          </w:tcPr>
-          <w:p>
-            <w:pPr>
-              <w:spacing w:before="0" w:after="60"/>
-              <w:keepNext/>
-              <w:jc w:val="start"/>
-            </w:pPr>
-            <w:r>
-              <w:rPr>
-                <w:rFonts w:ascii="Calibri" w:hAnsi="Calibri"/>
-                <w:sz w:val="20"/>
-                <w:b w:val="true"/>
-              </w:rPr>
-              <w:t xml:space="default">Selected base model</w:t>
             </w:r>
           </w:p>
         </w:tc>
@@ -449,60 +402,54 @@
               <w:rPr>
                 <w:rFonts w:ascii="Calibri" w:hAnsi="Calibri"/>
                 <w:sz w:val="20"/>
-                <w:color w:val="888888"/>
-                <w:i/>
-              </w:rPr>
-              <w:t xml:space="default">m26: m16 + elevation†</w:t>
-            </w:r>
-          </w:p>
-        </w:tc>
-        <w:tc>
-          <w:tcPr>
-            <w:tcBorders>
-              <w:top w:val="single" w:space="0" w:color="D3D3D3"/>
-              <w:bottom w:val="single" w:space="0" w:color="D3D3D3"/>
-              <w:start w:val="single" w:space="0" w:color="D3D3D3"/>
-              <w:end w:val="single" w:space="0" w:color="D3D3D3"/>
-            </w:tcBorders>
-          </w:tcPr>
-          <w:p>
-            <w:pPr>
-              <w:spacing w:before="0" w:after="60"/>
-              <w:keepNext/>
-              <w:jc w:val="end"/>
-            </w:pPr>
-            <w:r>
-              <w:rPr>
-                <w:rFonts w:ascii="Calibri" w:hAnsi="Calibri"/>
-                <w:sz w:val="20"/>
-                <w:color w:val="888888"/>
-                <w:i/>
-              </w:rPr>
-              <w:t xml:space="default">-117.1</w:t>
-            </w:r>
-          </w:p>
-        </w:tc>
-        <w:tc>
-          <w:tcPr>
-            <w:tcBorders>
-              <w:top w:val="single" w:space="0" w:color="D3D3D3"/>
-              <w:bottom w:val="single" w:space="0" w:color="D3D3D3"/>
-              <w:start w:val="single" w:space="0" w:color="D3D3D3"/>
-              <w:end w:val="single" w:space="0" w:color="D3D3D3"/>
-            </w:tcBorders>
-          </w:tcPr>
-          <w:p>
-            <w:pPr>
-              <w:spacing w:before="0" w:after="60"/>
-              <w:keepNext/>
-              <w:jc w:val="end"/>
-            </w:pPr>
-            <w:r>
-              <w:rPr>
-                <w:rFonts w:ascii="Calibri" w:hAnsi="Calibri"/>
-                <w:sz w:val="20"/>
-                <w:color w:val="888888"/>
-                <w:i/>
+              </w:rPr>
+              <w:t xml:space="default">m5: tempₐ + year</w:t>
+            </w:r>
+          </w:p>
+        </w:tc>
+        <w:tc>
+          <w:tcPr>
+            <w:tcBorders>
+              <w:top w:val="single" w:space="0" w:color="D3D3D3"/>
+              <w:bottom w:val="single" w:space="0" w:color="D3D3D3"/>
+              <w:start w:val="single" w:space="0" w:color="D3D3D3"/>
+              <w:end w:val="single" w:space="0" w:color="D3D3D3"/>
+            </w:tcBorders>
+          </w:tcPr>
+          <w:p>
+            <w:pPr>
+              <w:spacing w:before="0" w:after="60"/>
+              <w:keepNext/>
+              <w:jc w:val="end"/>
+            </w:pPr>
+            <w:r>
+              <w:rPr>
+                <w:rFonts w:ascii="Calibri" w:hAnsi="Calibri"/>
+                <w:sz w:val="20"/>
+              </w:rPr>
+              <w:t xml:space="default">58.1</w:t>
+            </w:r>
+          </w:p>
+        </w:tc>
+        <w:tc>
+          <w:tcPr>
+            <w:tcBorders>
+              <w:top w:val="single" w:space="0" w:color="D3D3D3"/>
+              <w:bottom w:val="single" w:space="0" w:color="D3D3D3"/>
+              <w:start w:val="single" w:space="0" w:color="D3D3D3"/>
+              <w:end w:val="single" w:space="0" w:color="D3D3D3"/>
+            </w:tcBorders>
+          </w:tcPr>
+          <w:p>
+            <w:pPr>
+              <w:spacing w:before="0" w:after="60"/>
+              <w:keepNext/>
+              <w:jc w:val="end"/>
+            </w:pPr>
+            <w:r>
+              <w:rPr>
+                <w:rFonts w:ascii="Calibri" w:hAnsi="Calibri"/>
+                <w:sz w:val="20"/>
               </w:rPr>
               <w:t xml:space="default">2.02</w:t>
             </w:r>
@@ -527,62 +474,32 @@
               <w:rPr>
                 <w:rFonts w:ascii="Calibri" w:hAnsi="Calibri"/>
                 <w:sz w:val="20"/>
-                <w:color w:val="888888"/>
-                <w:i/>
-              </w:rPr>
-              <w:t xml:space="default">0.785</w:t>
-            </w:r>
-          </w:p>
-        </w:tc>
-        <w:tc>
-          <w:tcPr>
-            <w:tcBorders>
-              <w:top w:val="single" w:space="0" w:color="D3D3D3"/>
-              <w:bottom w:val="single" w:space="0" w:color="D3D3D3"/>
-              <w:start w:val="single" w:space="0" w:color="D3D3D3"/>
-              <w:end w:val="single" w:space="0" w:color="D3D3D3"/>
-            </w:tcBorders>
-          </w:tcPr>
-          <w:p>
-            <w:pPr>
-              <w:spacing w:before="0" w:after="60"/>
-              <w:keepNext/>
-              <w:jc w:val="end"/>
-            </w:pPr>
-            <w:r>
-              <w:rPr>
-                <w:rFonts w:ascii="Calibri" w:hAnsi="Calibri"/>
-                <w:sz w:val="20"/>
-                <w:color w:val="888888"/>
-                <w:i/>
-              </w:rPr>
-              <w:t xml:space="default">0.956</w:t>
-            </w:r>
-          </w:p>
-        </w:tc>
-        <w:tc>
-          <w:tcPr>
-            <w:tcBorders>
-              <w:top w:val="single" w:space="0" w:color="D3D3D3"/>
-              <w:bottom w:val="single" w:space="0" w:color="D3D3D3"/>
-              <w:start w:val="single" w:space="0" w:color="D3D3D3"/>
-              <w:end w:val="single" w:space="0" w:color="D3D3D3"/>
-            </w:tcBorders>
-          </w:tcPr>
-          <w:p>
-            <w:pPr>
-              <w:spacing w:before="0" w:after="60"/>
-              <w:keepNext/>
-              <w:jc w:val="start"/>
-            </w:pPr>
-            <w:r>
-              <w:rPr>
-                <w:rFonts w:ascii="Calibri" w:hAnsi="Calibri"/>
-                <w:sz w:val="20"/>
-                <w:color w:val="888888"/>
-                <w:i/>
-              </w:rPr>
-              <w:t xml:space="default">Collinearity and signal captured by random structure; excluded</w:t>
+              </w:rPr>
+              <w:t xml:space="default">0.660</w:t>
+            </w:r>
+          </w:p>
+        </w:tc>
+        <w:tc>
+          <w:tcPr>
+            <w:tcBorders>
+              <w:top w:val="single" w:space="0" w:color="D3D3D3"/>
+              <w:bottom w:val="single" w:space="0" w:color="D3D3D3"/>
+              <w:start w:val="single" w:space="0" w:color="D3D3D3"/>
+              <w:end w:val="single" w:space="0" w:color="D3D3D3"/>
+            </w:tcBorders>
+          </w:tcPr>
+          <w:p>
+            <w:pPr>
+              <w:spacing w:before="0" w:after="60"/>
+              <w:keepNext/>
+              <w:jc w:val="end"/>
+            </w:pPr>
+            <w:r>
+              <w:rPr>
+                <w:rFonts w:ascii="Calibri" w:hAnsi="Calibri"/>
+                <w:sz w:val="20"/>
+              </w:rPr>
+              <w:t xml:space="default">0.987</w:t>
             </w:r>
           </w:p>
         </w:tc>
@@ -610,140 +527,104 @@
               <w:rPr>
                 <w:rFonts w:ascii="Calibri" w:hAnsi="Calibri"/>
                 <w:sz w:val="20"/>
-                <w:color w:val="888888"/>
-                <w:i/>
-              </w:rPr>
-              <w:t xml:space="default">m31: m26 + slope†</w:t>
-            </w:r>
-          </w:p>
-        </w:tc>
-        <w:tc>
-          <w:tcPr>
-            <w:tcBorders>
-              <w:top w:val="single" w:space="0" w:color="D3D3D3"/>
-              <w:bottom w:val="single" w:space="0" w:color="D3D3D3"/>
-              <w:start w:val="single" w:space="0" w:color="D3D3D3"/>
-              <w:end w:val="single" w:space="0" w:color="D3D3D3"/>
-            </w:tcBorders>
-          </w:tcPr>
-          <w:p>
-            <w:pPr>
-              <w:spacing w:before="0" w:after="60"/>
-              <w:keepNext/>
-              <w:jc w:val="end"/>
-            </w:pPr>
-            <w:r>
-              <w:rPr>
-                <w:rFonts w:ascii="Calibri" w:hAnsi="Calibri"/>
-                <w:sz w:val="20"/>
-                <w:color w:val="888888"/>
-                <w:i/>
-              </w:rPr>
-              <w:t xml:space="default">-115.1</w:t>
-            </w:r>
-          </w:p>
-        </w:tc>
-        <w:tc>
-          <w:tcPr>
-            <w:tcBorders>
-              <w:top w:val="single" w:space="0" w:color="D3D3D3"/>
-              <w:bottom w:val="single" w:space="0" w:color="D3D3D3"/>
-              <w:start w:val="single" w:space="0" w:color="D3D3D3"/>
-              <w:end w:val="single" w:space="0" w:color="D3D3D3"/>
-            </w:tcBorders>
-          </w:tcPr>
-          <w:p>
-            <w:pPr>
-              <w:spacing w:before="0" w:after="60"/>
-              <w:keepNext/>
-              <w:jc w:val="end"/>
-            </w:pPr>
-            <w:r>
-              <w:rPr>
-                <w:rFonts w:ascii="Calibri" w:hAnsi="Calibri"/>
-                <w:sz w:val="20"/>
-                <w:color w:val="888888"/>
-                <w:i/>
-              </w:rPr>
-              <w:t xml:space="default">2.02</w:t>
-            </w:r>
-          </w:p>
-        </w:tc>
-        <w:tc>
-          <w:tcPr>
-            <w:tcBorders>
-              <w:top w:val="single" w:space="0" w:color="D3D3D3"/>
-              <w:bottom w:val="single" w:space="0" w:color="D3D3D3"/>
-              <w:start w:val="single" w:space="0" w:color="D3D3D3"/>
-              <w:end w:val="single" w:space="0" w:color="D3D3D3"/>
-            </w:tcBorders>
-          </w:tcPr>
-          <w:p>
-            <w:pPr>
-              <w:spacing w:before="0" w:after="60"/>
-              <w:keepNext/>
-              <w:jc w:val="end"/>
-            </w:pPr>
-            <w:r>
-              <w:rPr>
-                <w:rFonts w:ascii="Calibri" w:hAnsi="Calibri"/>
-                <w:sz w:val="20"/>
-                <w:color w:val="888888"/>
-                <w:i/>
-              </w:rPr>
-              <w:t xml:space="default">0.785</w:t>
-            </w:r>
-          </w:p>
-        </w:tc>
-        <w:tc>
-          <w:tcPr>
-            <w:tcBorders>
-              <w:top w:val="single" w:space="0" w:color="D3D3D3"/>
-              <w:bottom w:val="single" w:space="0" w:color="D3D3D3"/>
-              <w:start w:val="single" w:space="0" w:color="D3D3D3"/>
-              <w:end w:val="single" w:space="0" w:color="D3D3D3"/>
-            </w:tcBorders>
-          </w:tcPr>
-          <w:p>
-            <w:pPr>
-              <w:spacing w:before="0" w:after="60"/>
-              <w:keepNext/>
-              <w:jc w:val="end"/>
-            </w:pPr>
-            <w:r>
-              <w:rPr>
-                <w:rFonts w:ascii="Calibri" w:hAnsi="Calibri"/>
-                <w:sz w:val="20"/>
-                <w:color w:val="888888"/>
-                <w:i/>
-              </w:rPr>
-              <w:t xml:space="default">0.956</w:t>
-            </w:r>
-          </w:p>
-        </w:tc>
-        <w:tc>
-          <w:tcPr>
-            <w:tcBorders>
-              <w:top w:val="single" w:space="0" w:color="D3D3D3"/>
-              <w:bottom w:val="single" w:space="0" w:color="D3D3D3"/>
-              <w:start w:val="single" w:space="0" w:color="D3D3D3"/>
-              <w:end w:val="single" w:space="0" w:color="D3D3D3"/>
-            </w:tcBorders>
-          </w:tcPr>
-          <w:p>
-            <w:pPr>
-              <w:spacing w:before="0" w:after="60"/>
-              <w:keepNext/>
-              <w:jc w:val="start"/>
-            </w:pPr>
-            <w:r>
-              <w:rPr>
-                <w:rFonts w:ascii="Calibri" w:hAnsi="Calibri"/>
-                <w:sz w:val="20"/>
-                <w:color w:val="888888"/>
-                <w:i/>
-              </w:rPr>
-              <w:t xml:space="default">As m26, negligable improvement; excluded</w:t>
+              </w:rPr>
+              <w:t xml:space="default">m4: tempₐ + stream</w:t>
+            </w:r>
+          </w:p>
+        </w:tc>
+        <w:tc>
+          <w:tcPr>
+            <w:tcBorders>
+              <w:top w:val="single" w:space="0" w:color="D3D3D3"/>
+              <w:bottom w:val="single" w:space="0" w:color="D3D3D3"/>
+              <w:start w:val="single" w:space="0" w:color="D3D3D3"/>
+              <w:end w:val="single" w:space="0" w:color="D3D3D3"/>
+            </w:tcBorders>
+          </w:tcPr>
+          <w:p>
+            <w:pPr>
+              <w:spacing w:before="0" w:after="60"/>
+              <w:keepNext/>
+              <w:jc w:val="end"/>
+            </w:pPr>
+            <w:r>
+              <w:rPr>
+                <w:rFonts w:ascii="Calibri" w:hAnsi="Calibri"/>
+                <w:sz w:val="20"/>
+              </w:rPr>
+              <w:t xml:space="default">2,334.9</w:t>
+            </w:r>
+          </w:p>
+        </w:tc>
+        <w:tc>
+          <w:tcPr>
+            <w:tcBorders>
+              <w:top w:val="single" w:space="0" w:color="D3D3D3"/>
+              <w:bottom w:val="single" w:space="0" w:color="D3D3D3"/>
+              <w:start w:val="single" w:space="0" w:color="D3D3D3"/>
+              <w:end w:val="single" w:space="0" w:color="D3D3D3"/>
+            </w:tcBorders>
+          </w:tcPr>
+          <w:p>
+            <w:pPr>
+              <w:spacing w:before="0" w:after="60"/>
+              <w:keepNext/>
+              <w:jc w:val="end"/>
+            </w:pPr>
+            <w:r>
+              <w:rPr>
+                <w:rFonts w:ascii="Calibri" w:hAnsi="Calibri"/>
+                <w:sz w:val="20"/>
+              </w:rPr>
+              <w:t xml:space="default">3.11</w:t>
+            </w:r>
+          </w:p>
+        </w:tc>
+        <w:tc>
+          <w:tcPr>
+            <w:tcBorders>
+              <w:top w:val="single" w:space="0" w:color="D3D3D3"/>
+              <w:bottom w:val="single" w:space="0" w:color="D3D3D3"/>
+              <w:start w:val="single" w:space="0" w:color="D3D3D3"/>
+              <w:end w:val="single" w:space="0" w:color="D3D3D3"/>
+            </w:tcBorders>
+          </w:tcPr>
+          <w:p>
+            <w:pPr>
+              <w:spacing w:before="0" w:after="60"/>
+              <w:keepNext/>
+              <w:jc w:val="end"/>
+            </w:pPr>
+            <w:r>
+              <w:rPr>
+                <w:rFonts w:ascii="Calibri" w:hAnsi="Calibri"/>
+                <w:sz w:val="20"/>
+              </w:rPr>
+              <w:t xml:space="default">0.792</w:t>
+            </w:r>
+          </w:p>
+        </w:tc>
+        <w:tc>
+          <w:tcPr>
+            <w:tcBorders>
+              <w:top w:val="single" w:space="0" w:color="D3D3D3"/>
+              <w:bottom w:val="single" w:space="0" w:color="D3D3D3"/>
+              <w:start w:val="single" w:space="0" w:color="D3D3D3"/>
+              <w:end w:val="single" w:space="0" w:color="D3D3D3"/>
+            </w:tcBorders>
+          </w:tcPr>
+          <w:p>
+            <w:pPr>
+              <w:spacing w:before="0" w:after="60"/>
+              <w:keepNext/>
+              <w:jc w:val="end"/>
+            </w:pPr>
+            <w:r>
+              <w:rPr>
+                <w:rFonts w:ascii="Calibri" w:hAnsi="Calibri"/>
+                <w:sz w:val="20"/>
+              </w:rPr>
+              <w:t xml:space="default">0.898</w:t>
             </w:r>
           </w:p>
         </w:tc>
@@ -755,28 +636,120 @@
         <w:tc>
           <w:tcPr>
             <w:tcBorders>
-              <w:top w:val="single" w:sz="16" w:space="0" w:color="D3D3D3"/>
-              <w:bottom w:val="single" w:sz="16" w:space="0" w:color="D3D3D3"/>
-              <w:start w:val="single" w:space="0" w:color="D3D3D3"/>
-              <w:end w:val="single" w:space="0" w:color="D3D3D3"/>
-            </w:tcBorders>
-            <w:shd w:val="clear" w:color="auto" w:fill="EEEEEE"/>
-            <w:tcMar>
-              <w:top w:w="25" w:type="dxa"/>
-            </w:tcMar>
-            <w:gridSpan w:val="6"/>
-          </w:tcPr>
-          <w:p>
-            <w:pPr>
-              <w:spacing w:before="0" w:after="60"/>
-              <w:keepNext/>
-            </w:pPr>
-            <w:r>
-              <w:rPr>
-                <w:rFonts w:ascii="Calibri" w:hAnsi="Calibri"/>
-                <w:sz w:val="20"/>
-              </w:rPr>
-              <w:t xml:space="default">2. Random slope evaluation (ML fit)</w:t>
+              <w:top w:val="single" w:space="0" w:color="D3D3D3"/>
+              <w:bottom w:val="single" w:space="0" w:color="D3D3D3"/>
+              <w:start w:val="single" w:space="0" w:color="D3D3D3"/>
+              <w:end w:val="single" w:space="0" w:color="D3D3D3"/>
+            </w:tcBorders>
+          </w:tcPr>
+          <w:p>
+            <w:pPr>
+              <w:spacing w:before="0" w:after="60"/>
+              <w:keepNext/>
+              <w:jc w:val="start"/>
+            </w:pPr>
+            <w:r>
+              <w:rPr>
+                <w:rFonts w:ascii="Calibri" w:hAnsi="Calibri"/>
+                <w:sz w:val="20"/>
+              </w:rPr>
+              <w:t xml:space="default">m1: tempₐ</w:t>
+            </w:r>
+          </w:p>
+        </w:tc>
+        <w:tc>
+          <w:tcPr>
+            <w:tcBorders>
+              <w:top w:val="single" w:space="0" w:color="D3D3D3"/>
+              <w:bottom w:val="single" w:space="0" w:color="D3D3D3"/>
+              <w:start w:val="single" w:space="0" w:color="D3D3D3"/>
+              <w:end w:val="single" w:space="0" w:color="D3D3D3"/>
+            </w:tcBorders>
+          </w:tcPr>
+          <w:p>
+            <w:pPr>
+              <w:spacing w:before="0" w:after="60"/>
+              <w:keepNext/>
+              <w:jc w:val="end"/>
+            </w:pPr>
+            <w:r>
+              <w:rPr>
+                <w:rFonts w:ascii="Calibri" w:hAnsi="Calibri"/>
+                <w:sz w:val="20"/>
+              </w:rPr>
+              <w:t xml:space="default">2,375.7</w:t>
+            </w:r>
+          </w:p>
+        </w:tc>
+        <w:tc>
+          <w:tcPr>
+            <w:tcBorders>
+              <w:top w:val="single" w:space="0" w:color="D3D3D3"/>
+              <w:bottom w:val="single" w:space="0" w:color="D3D3D3"/>
+              <w:start w:val="single" w:space="0" w:color="D3D3D3"/>
+              <w:end w:val="single" w:space="0" w:color="D3D3D3"/>
+            </w:tcBorders>
+          </w:tcPr>
+          <w:p>
+            <w:pPr>
+              <w:spacing w:before="0" w:after="60"/>
+              <w:keepNext/>
+              <w:jc w:val="end"/>
+            </w:pPr>
+            <w:r>
+              <w:rPr>
+                <w:rFonts w:ascii="Calibri" w:hAnsi="Calibri"/>
+                <w:sz w:val="20"/>
+              </w:rPr>
+              <w:t xml:space="default">3.11</w:t>
+            </w:r>
+          </w:p>
+        </w:tc>
+        <w:tc>
+          <w:tcPr>
+            <w:tcBorders>
+              <w:top w:val="single" w:space="0" w:color="D3D3D3"/>
+              <w:bottom w:val="single" w:space="0" w:color="D3D3D3"/>
+              <w:start w:val="single" w:space="0" w:color="D3D3D3"/>
+              <w:end w:val="single" w:space="0" w:color="D3D3D3"/>
+            </w:tcBorders>
+          </w:tcPr>
+          <w:p>
+            <w:pPr>
+              <w:spacing w:before="0" w:after="60"/>
+              <w:keepNext/>
+              <w:jc w:val="end"/>
+            </w:pPr>
+            <w:r>
+              <w:rPr>
+                <w:rFonts w:ascii="Calibri" w:hAnsi="Calibri"/>
+                <w:sz w:val="20"/>
+              </w:rPr>
+              <w:t xml:space="default">0.764</w:t>
+            </w:r>
+          </w:p>
+        </w:tc>
+        <w:tc>
+          <w:tcPr>
+            <w:tcBorders>
+              <w:top w:val="single" w:space="0" w:color="D3D3D3"/>
+              <w:bottom w:val="single" w:space="0" w:color="D3D3D3"/>
+              <w:start w:val="single" w:space="0" w:color="D3D3D3"/>
+              <w:end w:val="single" w:space="0" w:color="D3D3D3"/>
+            </w:tcBorders>
+          </w:tcPr>
+          <w:p>
+            <w:pPr>
+              <w:spacing w:before="0" w:after="60"/>
+              <w:keepNext/>
+              <w:jc w:val="end"/>
+            </w:pPr>
+            <w:r>
+              <w:rPr>
+                <w:rFonts w:ascii="Calibri" w:hAnsi="Calibri"/>
+                <w:sz w:val="20"/>
+              </w:rPr>
+              <w:t xml:space="default">0.918</w:t>
             </w:r>
           </w:p>
         </w:tc>
@@ -804,134 +777,104 @@
               <w:rPr>
                 <w:rFonts w:ascii="Calibri" w:hAnsi="Calibri"/>
                 <w:sz w:val="20"/>
-                <w:b w:val="true"/>
-              </w:rPr>
-              <w:t xml:space="default">m16_rs: + random slopes for temp_90</w:t>
-            </w:r>
-          </w:p>
-        </w:tc>
-        <w:tc>
-          <w:tcPr>
-            <w:tcBorders>
-              <w:top w:val="single" w:space="0" w:color="D3D3D3"/>
-              <w:bottom w:val="single" w:space="0" w:color="D3D3D3"/>
-              <w:start w:val="single" w:space="0" w:color="D3D3D3"/>
-              <w:end w:val="single" w:space="0" w:color="D3D3D3"/>
-            </w:tcBorders>
-          </w:tcPr>
-          <w:p>
-            <w:pPr>
-              <w:spacing w:before="0" w:after="60"/>
-              <w:keepNext/>
-              <w:jc w:val="end"/>
-            </w:pPr>
-            <w:r>
-              <w:rPr>
-                <w:rFonts w:ascii="Calibri" w:hAnsi="Calibri"/>
-                <w:sz w:val="20"/>
-                <w:b w:val="true"/>
-              </w:rPr>
-              <w:t xml:space="default">0.0</w:t>
-            </w:r>
-          </w:p>
-        </w:tc>
-        <w:tc>
-          <w:tcPr>
-            <w:tcBorders>
-              <w:top w:val="single" w:space="0" w:color="D3D3D3"/>
-              <w:bottom w:val="single" w:space="0" w:color="D3D3D3"/>
-              <w:start w:val="single" w:space="0" w:color="D3D3D3"/>
-              <w:end w:val="single" w:space="0" w:color="D3D3D3"/>
-            </w:tcBorders>
-          </w:tcPr>
-          <w:p>
-            <w:pPr>
-              <w:spacing w:before="0" w:after="60"/>
-              <w:keepNext/>
-              <w:jc w:val="end"/>
-            </w:pPr>
-            <w:r>
-              <w:rPr>
-                <w:rFonts w:ascii="Calibri" w:hAnsi="Calibri"/>
-                <w:sz w:val="20"/>
-                <w:b w:val="true"/>
-              </w:rPr>
-              <w:t xml:space="default">1.78</w:t>
-            </w:r>
-          </w:p>
-        </w:tc>
-        <w:tc>
-          <w:tcPr>
-            <w:tcBorders>
-              <w:top w:val="single" w:space="0" w:color="D3D3D3"/>
-              <w:bottom w:val="single" w:space="0" w:color="D3D3D3"/>
-              <w:start w:val="single" w:space="0" w:color="D3D3D3"/>
-              <w:end w:val="single" w:space="0" w:color="D3D3D3"/>
-            </w:tcBorders>
-          </w:tcPr>
-          <w:p>
-            <w:pPr>
-              <w:spacing w:before="0" w:after="60"/>
-              <w:keepNext/>
-              <w:jc w:val="end"/>
-            </w:pPr>
-            <w:r>
-              <w:rPr>
-                <w:rFonts w:ascii="Calibri" w:hAnsi="Calibri"/>
-                <w:sz w:val="20"/>
-                <w:b w:val="true"/>
-              </w:rPr>
-              <w:t xml:space="default">0.713</w:t>
-            </w:r>
-          </w:p>
-        </w:tc>
-        <w:tc>
-          <w:tcPr>
-            <w:tcBorders>
-              <w:top w:val="single" w:space="0" w:color="D3D3D3"/>
-              <w:bottom w:val="single" w:space="0" w:color="D3D3D3"/>
-              <w:start w:val="single" w:space="0" w:color="D3D3D3"/>
-              <w:end w:val="single" w:space="0" w:color="D3D3D3"/>
-            </w:tcBorders>
-          </w:tcPr>
-          <w:p>
-            <w:pPr>
-              <w:spacing w:before="0" w:after="60"/>
-              <w:keepNext/>
-              <w:jc w:val="end"/>
-            </w:pPr>
-            <w:r>
-              <w:rPr>
-                <w:rFonts w:ascii="Calibri" w:hAnsi="Calibri"/>
-                <w:sz w:val="20"/>
-                <w:b w:val="true"/>
-              </w:rPr>
-              <w:t xml:space="default">0.984</w:t>
-            </w:r>
-          </w:p>
-        </w:tc>
-        <w:tc>
-          <w:tcPr>
-            <w:tcBorders>
-              <w:top w:val="single" w:space="0" w:color="D3D3D3"/>
-              <w:bottom w:val="single" w:space="0" w:color="D3D3D3"/>
-              <w:start w:val="single" w:space="0" w:color="D3D3D3"/>
-              <w:end w:val="single" w:space="0" w:color="D3D3D3"/>
-            </w:tcBorders>
-          </w:tcPr>
-          <w:p>
-            <w:pPr>
-              <w:spacing w:before="0" w:after="60"/>
-              <w:keepNext/>
-              <w:jc w:val="start"/>
-            </w:pPr>
-            <w:r>
-              <w:rPr>
-                <w:rFonts w:ascii="Calibri" w:hAnsi="Calibri"/>
-                <w:sz w:val="20"/>
-                <w:b w:val="true"/>
-              </w:rPr>
-              <w:t xml:space="default">ΔAIC = 507.1 vs. intercept-only</w:t>
+              </w:rPr>
+              <w:t xml:space="default">m6: stream + year</w:t>
+            </w:r>
+          </w:p>
+        </w:tc>
+        <w:tc>
+          <w:tcPr>
+            <w:tcBorders>
+              <w:top w:val="single" w:space="0" w:color="D3D3D3"/>
+              <w:bottom w:val="single" w:space="0" w:color="D3D3D3"/>
+              <w:start w:val="single" w:space="0" w:color="D3D3D3"/>
+              <w:end w:val="single" w:space="0" w:color="D3D3D3"/>
+            </w:tcBorders>
+          </w:tcPr>
+          <w:p>
+            <w:pPr>
+              <w:spacing w:before="0" w:after="60"/>
+              <w:keepNext/>
+              <w:jc w:val="end"/>
+            </w:pPr>
+            <w:r>
+              <w:rPr>
+                <w:rFonts w:ascii="Calibri" w:hAnsi="Calibri"/>
+                <w:sz w:val="20"/>
+              </w:rPr>
+              <w:t xml:space="default">4,983.8</w:t>
+            </w:r>
+          </w:p>
+        </w:tc>
+        <w:tc>
+          <w:tcPr>
+            <w:tcBorders>
+              <w:top w:val="single" w:space="0" w:color="D3D3D3"/>
+              <w:bottom w:val="single" w:space="0" w:color="D3D3D3"/>
+              <w:start w:val="single" w:space="0" w:color="D3D3D3"/>
+              <w:end w:val="single" w:space="0" w:color="D3D3D3"/>
+            </w:tcBorders>
+          </w:tcPr>
+          <w:p>
+            <w:pPr>
+              <w:spacing w:before="0" w:after="60"/>
+              <w:keepNext/>
+              <w:jc w:val="end"/>
+            </w:pPr>
+            <w:r>
+              <w:rPr>
+                <w:rFonts w:ascii="Calibri" w:hAnsi="Calibri"/>
+                <w:sz w:val="20"/>
+              </w:rPr>
+              <w:t xml:space="default">4.84</w:t>
+            </w:r>
+          </w:p>
+        </w:tc>
+        <w:tc>
+          <w:tcPr>
+            <w:tcBorders>
+              <w:top w:val="single" w:space="0" w:color="D3D3D3"/>
+              <w:bottom w:val="single" w:space="0" w:color="D3D3D3"/>
+              <w:start w:val="single" w:space="0" w:color="D3D3D3"/>
+              <w:end w:val="single" w:space="0" w:color="D3D3D3"/>
+            </w:tcBorders>
+          </w:tcPr>
+          <w:p>
+            <w:pPr>
+              <w:spacing w:before="0" w:after="60"/>
+              <w:keepNext/>
+              <w:jc w:val="end"/>
+            </w:pPr>
+            <w:r>
+              <w:rPr>
+                <w:rFonts w:ascii="Calibri" w:hAnsi="Calibri"/>
+                <w:sz w:val="20"/>
+              </w:rPr>
+              <w:t xml:space="default">0.374</w:t>
+            </w:r>
+          </w:p>
+        </w:tc>
+        <w:tc>
+          <w:tcPr>
+            <w:tcBorders>
+              <w:top w:val="single" w:space="0" w:color="D3D3D3"/>
+              <w:bottom w:val="single" w:space="0" w:color="D3D3D3"/>
+              <w:start w:val="single" w:space="0" w:color="D3D3D3"/>
+              <w:end w:val="single" w:space="0" w:color="D3D3D3"/>
+            </w:tcBorders>
+          </w:tcPr>
+          <w:p>
+            <w:pPr>
+              <w:spacing w:before="0" w:after="60"/>
+              <w:keepNext/>
+              <w:jc w:val="end"/>
+            </w:pPr>
+            <w:r>
+              <w:rPr>
+                <w:rFonts w:ascii="Calibri" w:hAnsi="Calibri"/>
+                <w:sz w:val="20"/>
+              </w:rPr>
+              <w:t xml:space="default">0.656</w:t>
             </w:r>
           </w:p>
         </w:tc>
@@ -960,127 +903,103 @@
                 <w:rFonts w:ascii="Calibri" w:hAnsi="Calibri"/>
                 <w:sz w:val="20"/>
               </w:rPr>
-              <w:t xml:space="default">m16: random intercept only</w:t>
-            </w:r>
-          </w:p>
-        </w:tc>
-        <w:tc>
-          <w:tcPr>
-            <w:tcBorders>
-              <w:top w:val="single" w:space="0" w:color="D3D3D3"/>
-              <w:bottom w:val="single" w:space="0" w:color="D3D3D3"/>
-              <w:start w:val="single" w:space="0" w:color="D3D3D3"/>
-              <w:end w:val="single" w:space="0" w:color="D3D3D3"/>
-            </w:tcBorders>
-          </w:tcPr>
-          <w:p>
-            <w:pPr>
-              <w:spacing w:before="0" w:after="60"/>
-              <w:keepNext/>
-              <w:jc w:val="end"/>
-            </w:pPr>
-            <w:r>
-              <w:rPr>
-                <w:rFonts w:ascii="Calibri" w:hAnsi="Calibri"/>
-                <w:sz w:val="20"/>
-              </w:rPr>
-              <w:t xml:space="default">507.1</w:t>
-            </w:r>
-          </w:p>
-        </w:tc>
-        <w:tc>
-          <w:tcPr>
-            <w:tcBorders>
-              <w:top w:val="single" w:space="0" w:color="D3D3D3"/>
-              <w:bottom w:val="single" w:space="0" w:color="D3D3D3"/>
-              <w:start w:val="single" w:space="0" w:color="D3D3D3"/>
-              <w:end w:val="single" w:space="0" w:color="D3D3D3"/>
-            </w:tcBorders>
-          </w:tcPr>
-          <w:p>
-            <w:pPr>
-              <w:spacing w:before="0" w:after="60"/>
-              <w:keepNext/>
-              <w:jc w:val="end"/>
-            </w:pPr>
-            <w:r>
-              <w:rPr>
-                <w:rFonts w:ascii="Calibri" w:hAnsi="Calibri"/>
-                <w:sz w:val="20"/>
-              </w:rPr>
-              <w:t xml:space="default">2.02</w:t>
-            </w:r>
-          </w:p>
-        </w:tc>
-        <w:tc>
-          <w:tcPr>
-            <w:tcBorders>
-              <w:top w:val="single" w:space="0" w:color="D3D3D3"/>
-              <w:bottom w:val="single" w:space="0" w:color="D3D3D3"/>
-              <w:start w:val="single" w:space="0" w:color="D3D3D3"/>
-              <w:end w:val="single" w:space="0" w:color="D3D3D3"/>
-            </w:tcBorders>
-          </w:tcPr>
-          <w:p>
-            <w:pPr>
-              <w:spacing w:before="0" w:after="60"/>
-              <w:keepNext/>
-              <w:jc w:val="end"/>
-            </w:pPr>
-            <w:r>
-              <w:rPr>
-                <w:rFonts w:ascii="Calibri" w:hAnsi="Calibri"/>
-                <w:sz w:val="20"/>
-              </w:rPr>
-              <w:t xml:space="default">0.729</w:t>
-            </w:r>
-          </w:p>
-        </w:tc>
-        <w:tc>
-          <w:tcPr>
-            <w:tcBorders>
-              <w:top w:val="single" w:space="0" w:color="D3D3D3"/>
-              <w:bottom w:val="single" w:space="0" w:color="D3D3D3"/>
-              <w:start w:val="single" w:space="0" w:color="D3D3D3"/>
-              <w:end w:val="single" w:space="0" w:color="D3D3D3"/>
-            </w:tcBorders>
-          </w:tcPr>
-          <w:p>
-            <w:pPr>
-              <w:spacing w:before="0" w:after="60"/>
-              <w:keepNext/>
-              <w:jc w:val="end"/>
-            </w:pPr>
-            <w:r>
-              <w:rPr>
-                <w:rFonts w:ascii="Calibri" w:hAnsi="Calibri"/>
-                <w:sz w:val="20"/>
-              </w:rPr>
-              <w:t xml:space="default">0.980</w:t>
-            </w:r>
-          </w:p>
-        </w:tc>
-        <w:tc>
-          <w:tcPr>
-            <w:tcBorders>
-              <w:top w:val="single" w:space="0" w:color="D3D3D3"/>
-              <w:bottom w:val="single" w:space="0" w:color="D3D3D3"/>
-              <w:start w:val="single" w:space="0" w:color="D3D3D3"/>
-              <w:end w:val="single" w:space="0" w:color="D3D3D3"/>
-            </w:tcBorders>
-          </w:tcPr>
-          <w:p>
-            <w:pPr>
-              <w:spacing w:before="0" w:after="60"/>
-              <w:keepNext/>
-              <w:jc w:val="start"/>
-            </w:pPr>
-            <w:r>
-              <w:rPr>
-                <w:rFonts w:ascii="Calibri" w:hAnsi="Calibri"/>
-                <w:sz w:val="20"/>
-              </w:rPr>
-              <w:t xml:space="default"/>
+              <w:t xml:space="default">m3: year</w:t>
+            </w:r>
+          </w:p>
+        </w:tc>
+        <w:tc>
+          <w:tcPr>
+            <w:tcBorders>
+              <w:top w:val="single" w:space="0" w:color="D3D3D3"/>
+              <w:bottom w:val="single" w:space="0" w:color="D3D3D3"/>
+              <w:start w:val="single" w:space="0" w:color="D3D3D3"/>
+              <w:end w:val="single" w:space="0" w:color="D3D3D3"/>
+            </w:tcBorders>
+          </w:tcPr>
+          <w:p>
+            <w:pPr>
+              <w:spacing w:before="0" w:after="60"/>
+              <w:keepNext/>
+              <w:jc w:val="end"/>
+            </w:pPr>
+            <w:r>
+              <w:rPr>
+                <w:rFonts w:ascii="Calibri" w:hAnsi="Calibri"/>
+                <w:sz w:val="20"/>
+              </w:rPr>
+              <w:t xml:space="default">5,046.9</w:t>
+            </w:r>
+          </w:p>
+        </w:tc>
+        <w:tc>
+          <w:tcPr>
+            <w:tcBorders>
+              <w:top w:val="single" w:space="0" w:color="D3D3D3"/>
+              <w:bottom w:val="single" w:space="0" w:color="D3D3D3"/>
+              <w:start w:val="single" w:space="0" w:color="D3D3D3"/>
+              <w:end w:val="single" w:space="0" w:color="D3D3D3"/>
+            </w:tcBorders>
+          </w:tcPr>
+          <w:p>
+            <w:pPr>
+              <w:spacing w:before="0" w:after="60"/>
+              <w:keepNext/>
+              <w:jc w:val="end"/>
+            </w:pPr>
+            <w:r>
+              <w:rPr>
+                <w:rFonts w:ascii="Calibri" w:hAnsi="Calibri"/>
+                <w:sz w:val="20"/>
+              </w:rPr>
+              <w:t xml:space="default">4.84</w:t>
+            </w:r>
+          </w:p>
+        </w:tc>
+        <w:tc>
+          <w:tcPr>
+            <w:tcBorders>
+              <w:top w:val="single" w:space="0" w:color="D3D3D3"/>
+              <w:bottom w:val="single" w:space="0" w:color="D3D3D3"/>
+              <w:start w:val="single" w:space="0" w:color="D3D3D3"/>
+              <w:end w:val="single" w:space="0" w:color="D3D3D3"/>
+            </w:tcBorders>
+          </w:tcPr>
+          <w:p>
+            <w:pPr>
+              <w:spacing w:before="0" w:after="60"/>
+              <w:keepNext/>
+              <w:jc w:val="end"/>
+            </w:pPr>
+            <w:r>
+              <w:rPr>
+                <w:rFonts w:ascii="Calibri" w:hAnsi="Calibri"/>
+                <w:sz w:val="20"/>
+              </w:rPr>
+              <w:t xml:space="default">0.014</w:t>
+            </w:r>
+          </w:p>
+        </w:tc>
+        <w:tc>
+          <w:tcPr>
+            <w:tcBorders>
+              <w:top w:val="single" w:space="0" w:color="D3D3D3"/>
+              <w:bottom w:val="single" w:space="0" w:color="D3D3D3"/>
+              <w:start w:val="single" w:space="0" w:color="D3D3D3"/>
+              <w:end w:val="single" w:space="0" w:color="D3D3D3"/>
+            </w:tcBorders>
+          </w:tcPr>
+          <w:p>
+            <w:pPr>
+              <w:spacing w:before="0" w:after="60"/>
+              <w:keepNext/>
+              <w:jc w:val="end"/>
+            </w:pPr>
+            <w:r>
+              <w:rPr>
+                <w:rFonts w:ascii="Calibri" w:hAnsi="Calibri"/>
+                <w:sz w:val="20"/>
+              </w:rPr>
+              <w:t xml:space="default">0.665</w:t>
             </w:r>
           </w:p>
         </w:tc>
@@ -1092,28 +1011,120 @@
         <w:tc>
           <w:tcPr>
             <w:tcBorders>
-              <w:top w:val="single" w:sz="16" w:space="0" w:color="D3D3D3"/>
-              <w:bottom w:val="single" w:sz="16" w:space="0" w:color="D3D3D3"/>
-              <w:start w:val="single" w:space="0" w:color="D3D3D3"/>
-              <w:end w:val="single" w:space="0" w:color="D3D3D3"/>
-            </w:tcBorders>
-            <w:shd w:val="clear" w:color="auto" w:fill="EEEEEE"/>
-            <w:tcMar>
-              <w:top w:w="25" w:type="dxa"/>
-            </w:tcMar>
-            <w:gridSpan w:val="6"/>
-          </w:tcPr>
-          <w:p>
-            <w:pPr>
-              <w:spacing w:before="0" w:after="60"/>
-              <w:keepNext/>
-            </w:pPr>
-            <w:r>
-              <w:rPr>
-                <w:rFonts w:ascii="Calibri" w:hAnsi="Calibri"/>
-                <w:sz w:val="20"/>
-              </w:rPr>
-              <w:t xml:space="default">3. Temperature functional form (ML fit)</w:t>
+              <w:top w:val="single" w:space="0" w:color="D3D3D3"/>
+              <w:bottom w:val="single" w:space="0" w:color="D3D3D3"/>
+              <w:start w:val="single" w:space="0" w:color="D3D3D3"/>
+              <w:end w:val="single" w:space="0" w:color="D3D3D3"/>
+            </w:tcBorders>
+          </w:tcPr>
+          <w:p>
+            <w:pPr>
+              <w:spacing w:before="0" w:after="60"/>
+              <w:keepNext/>
+              <w:jc w:val="start"/>
+            </w:pPr>
+            <w:r>
+              <w:rPr>
+                <w:rFonts w:ascii="Calibri" w:hAnsi="Calibri"/>
+                <w:sz w:val="20"/>
+              </w:rPr>
+              <w:t xml:space="default">m2: stream</w:t>
+            </w:r>
+          </w:p>
+        </w:tc>
+        <w:tc>
+          <w:tcPr>
+            <w:tcBorders>
+              <w:top w:val="single" w:space="0" w:color="D3D3D3"/>
+              <w:bottom w:val="single" w:space="0" w:color="D3D3D3"/>
+              <w:start w:val="single" w:space="0" w:color="D3D3D3"/>
+              <w:end w:val="single" w:space="0" w:color="D3D3D3"/>
+            </w:tcBorders>
+          </w:tcPr>
+          <w:p>
+            <w:pPr>
+              <w:spacing w:before="0" w:after="60"/>
+              <w:keepNext/>
+              <w:jc w:val="end"/>
+            </w:pPr>
+            <w:r>
+              <w:rPr>
+                <w:rFonts w:ascii="Calibri" w:hAnsi="Calibri"/>
+                <w:sz w:val="20"/>
+              </w:rPr>
+              <w:t xml:space="default">5,090.2</w:t>
+            </w:r>
+          </w:p>
+        </w:tc>
+        <w:tc>
+          <w:tcPr>
+            <w:tcBorders>
+              <w:top w:val="single" w:space="0" w:color="D3D3D3"/>
+              <w:bottom w:val="single" w:space="0" w:color="D3D3D3"/>
+              <w:start w:val="single" w:space="0" w:color="D3D3D3"/>
+              <w:end w:val="single" w:space="0" w:color="D3D3D3"/>
+            </w:tcBorders>
+          </w:tcPr>
+          <w:p>
+            <w:pPr>
+              <w:spacing w:before="0" w:after="60"/>
+              <w:keepNext/>
+              <w:jc w:val="end"/>
+            </w:pPr>
+            <w:r>
+              <w:rPr>
+                <w:rFonts w:ascii="Calibri" w:hAnsi="Calibri"/>
+                <w:sz w:val="20"/>
+              </w:rPr>
+              <w:t xml:space="default">4.94</w:t>
+            </w:r>
+          </w:p>
+        </w:tc>
+        <w:tc>
+          <w:tcPr>
+            <w:tcBorders>
+              <w:top w:val="single" w:space="0" w:color="D3D3D3"/>
+              <w:bottom w:val="single" w:space="0" w:color="D3D3D3"/>
+              <w:start w:val="single" w:space="0" w:color="D3D3D3"/>
+              <w:end w:val="single" w:space="0" w:color="D3D3D3"/>
+            </w:tcBorders>
+          </w:tcPr>
+          <w:p>
+            <w:pPr>
+              <w:spacing w:before="0" w:after="60"/>
+              <w:keepNext/>
+              <w:jc w:val="end"/>
+            </w:pPr>
+            <w:r>
+              <w:rPr>
+                <w:rFonts w:ascii="Calibri" w:hAnsi="Calibri"/>
+                <w:sz w:val="20"/>
+              </w:rPr>
+              <w:t xml:space="default">0.363</w:t>
+            </w:r>
+          </w:p>
+        </w:tc>
+        <w:tc>
+          <w:tcPr>
+            <w:tcBorders>
+              <w:top w:val="single" w:space="0" w:color="D3D3D3"/>
+              <w:bottom w:val="single" w:space="0" w:color="D3D3D3"/>
+              <w:start w:val="single" w:space="0" w:color="D3D3D3"/>
+              <w:end w:val="single" w:space="0" w:color="D3D3D3"/>
+            </w:tcBorders>
+          </w:tcPr>
+          <w:p>
+            <w:pPr>
+              <w:spacing w:before="0" w:after="60"/>
+              <w:keepNext/>
+              <w:jc w:val="end"/>
+            </w:pPr>
+            <w:r>
+              <w:rPr>
+                <w:rFonts w:ascii="Calibri" w:hAnsi="Calibri"/>
+                <w:sz w:val="20"/>
+              </w:rPr>
+              <w:t xml:space="default">0.643</w:t>
             </w:r>
           </w:p>
         </w:tc>
@@ -1125,150 +1136,28 @@
         <w:tc>
           <w:tcPr>
             <w:tcBorders>
-              <w:top w:val="single" w:space="0" w:color="D3D3D3"/>
-              <w:bottom w:val="single" w:space="0" w:color="D3D3D3"/>
-              <w:start w:val="single" w:space="0" w:color="D3D3D3"/>
-              <w:end w:val="single" w:space="0" w:color="D3D3D3"/>
-            </w:tcBorders>
-          </w:tcPr>
-          <w:p>
-            <w:pPr>
-              <w:spacing w:before="0" w:after="60"/>
-              <w:keepNext/>
-              <w:jc w:val="start"/>
-            </w:pPr>
-            <w:r>
-              <w:rPr>
-                <w:rFonts w:ascii="Calibri" w:hAnsi="Calibri"/>
-                <w:sz w:val="20"/>
-                <w:b w:val="true"/>
-              </w:rPr>
-              <w:t xml:space="default">Natural spline df = 3</w:t>
-            </w:r>
-          </w:p>
-        </w:tc>
-        <w:tc>
-          <w:tcPr>
-            <w:tcBorders>
-              <w:top w:val="single" w:space="0" w:color="D3D3D3"/>
-              <w:bottom w:val="single" w:space="0" w:color="D3D3D3"/>
-              <w:start w:val="single" w:space="0" w:color="D3D3D3"/>
-              <w:end w:val="single" w:space="0" w:color="D3D3D3"/>
-            </w:tcBorders>
-          </w:tcPr>
-          <w:p>
-            <w:pPr>
-              <w:spacing w:before="0" w:after="60"/>
-              <w:keepNext/>
-              <w:jc w:val="end"/>
-            </w:pPr>
-            <w:r>
-              <w:rPr>
-                <w:rFonts w:ascii="Calibri" w:hAnsi="Calibri"/>
-                <w:sz w:val="20"/>
-                <w:b w:val="true"/>
-              </w:rPr>
-              <w:t xml:space="default">0.0</w:t>
-            </w:r>
-          </w:p>
-        </w:tc>
-        <w:tc>
-          <w:tcPr>
-            <w:tcBorders>
-              <w:top w:val="single" w:space="0" w:color="D3D3D3"/>
-              <w:bottom w:val="single" w:space="0" w:color="D3D3D3"/>
-              <w:start w:val="single" w:space="0" w:color="D3D3D3"/>
-              <w:end w:val="single" w:space="0" w:color="D3D3D3"/>
-            </w:tcBorders>
-          </w:tcPr>
-          <w:p>
-            <w:pPr>
-              <w:spacing w:before="0" w:after="60"/>
-              <w:keepNext/>
-              <w:jc w:val="end"/>
-            </w:pPr>
-            <w:r>
-              <w:rPr>
-                <w:rFonts w:ascii="Calibri" w:hAnsi="Calibri"/>
-                <w:sz w:val="20"/>
-                <w:b w:val="true"/>
-              </w:rPr>
-              <w:t xml:space="default">1.72</w:t>
-            </w:r>
-          </w:p>
-        </w:tc>
-        <w:tc>
-          <w:tcPr>
-            <w:tcBorders>
-              <w:top w:val="single" w:space="0" w:color="D3D3D3"/>
-              <w:bottom w:val="single" w:space="0" w:color="D3D3D3"/>
-              <w:start w:val="single" w:space="0" w:color="D3D3D3"/>
-              <w:end w:val="single" w:space="0" w:color="D3D3D3"/>
-            </w:tcBorders>
-          </w:tcPr>
-          <w:p>
-            <w:pPr>
-              <w:spacing w:before="0" w:after="60"/>
-              <w:keepNext/>
-              <w:jc w:val="end"/>
-            </w:pPr>
-            <w:r>
-              <w:rPr>
-                <w:rFonts w:ascii="Calibri" w:hAnsi="Calibri"/>
-                <w:sz w:val="20"/>
-                <w:b w:val="true"/>
-              </w:rPr>
-              <w:t xml:space="default">0.609</w:t>
-            </w:r>
-          </w:p>
-        </w:tc>
-        <w:tc>
-          <w:tcPr>
-            <w:tcBorders>
-              <w:top w:val="single" w:space="0" w:color="D3D3D3"/>
-              <w:bottom w:val="single" w:space="0" w:color="D3D3D3"/>
-              <w:start w:val="single" w:space="0" w:color="D3D3D3"/>
-              <w:end w:val="single" w:space="0" w:color="D3D3D3"/>
-            </w:tcBorders>
-          </w:tcPr>
-          <w:p>
-            <w:pPr>
-              <w:spacing w:before="0" w:after="60"/>
-              <w:keepNext/>
-              <w:jc w:val="end"/>
-            </w:pPr>
-            <w:r>
-              <w:rPr>
-                <w:rFonts w:ascii="Calibri" w:hAnsi="Calibri"/>
-                <w:sz w:val="20"/>
-                <w:b w:val="true"/>
-              </w:rPr>
-              <w:t xml:space="default">0.990</w:t>
-            </w:r>
-          </w:p>
-        </w:tc>
-        <w:tc>
-          <w:tcPr>
-            <w:tcBorders>
-              <w:top w:val="single" w:space="0" w:color="D3D3D3"/>
-              <w:bottom w:val="single" w:space="0" w:color="D3D3D3"/>
-              <w:start w:val="single" w:space="0" w:color="D3D3D3"/>
-              <w:end w:val="single" w:space="0" w:color="D3D3D3"/>
-            </w:tcBorders>
-          </w:tcPr>
-          <w:p>
-            <w:pPr>
-              <w:spacing w:before="0" w:after="60"/>
-              <w:keepNext/>
-              <w:jc w:val="start"/>
-            </w:pPr>
-            <w:r>
-              <w:rPr>
-                <w:rFonts w:ascii="Calibri" w:hAnsi="Calibri"/>
-                <w:sz w:val="20"/>
-                <w:b w:val="true"/>
-              </w:rPr>
-              <w:t xml:space="default">Selected final functional form</w:t>
+              <w:top w:val="single" w:sz="16" w:space="0" w:color="D3D3D3"/>
+              <w:bottom w:val="single" w:sz="16" w:space="0" w:color="D3D3D3"/>
+              <w:start w:val="single" w:space="0" w:color="D3D3D3"/>
+              <w:end w:val="single" w:space="0" w:color="D3D3D3"/>
+            </w:tcBorders>
+            <w:shd w:val="clear" w:color="auto" w:fill="EEEEEE"/>
+            <w:tcMar>
+              <w:top w:w="25" w:type="dxa"/>
+            </w:tcMar>
+            <w:gridSpan w:val="5"/>
+          </w:tcPr>
+          <w:p>
+            <w:pPr>
+              <w:spacing w:before="0" w:after="60"/>
+              <w:keepNext/>
+            </w:pPr>
+            <w:r>
+              <w:rPr>
+                <w:rFonts w:ascii="Calibri" w:hAnsi="Calibri"/>
+                <w:sz w:val="20"/>
+              </w:rPr>
+              <w:t xml:space="default">2. Random slope evaluation (REML fit)</w:t>
             </w:r>
           </w:p>
         </w:tc>
@@ -1296,54 +1185,57 @@
               <w:rPr>
                 <w:rFonts w:ascii="Calibri" w:hAnsi="Calibri"/>
                 <w:sz w:val="20"/>
-              </w:rPr>
-              <w:t xml:space="default">Quadratic: temp_90 + temp_90²</w:t>
-            </w:r>
-          </w:p>
-        </w:tc>
-        <w:tc>
-          <w:tcPr>
-            <w:tcBorders>
-              <w:top w:val="single" w:space="0" w:color="D3D3D3"/>
-              <w:bottom w:val="single" w:space="0" w:color="D3D3D3"/>
-              <w:start w:val="single" w:space="0" w:color="D3D3D3"/>
-              <w:end w:val="single" w:space="0" w:color="D3D3D3"/>
-            </w:tcBorders>
-          </w:tcPr>
-          <w:p>
-            <w:pPr>
-              <w:spacing w:before="0" w:after="60"/>
-              <w:keepNext/>
-              <w:jc w:val="end"/>
-            </w:pPr>
-            <w:r>
-              <w:rPr>
-                <w:rFonts w:ascii="Calibri" w:hAnsi="Calibri"/>
-                <w:sz w:val="20"/>
-              </w:rPr>
-              <w:t xml:space="default">138.9</w:t>
-            </w:r>
-          </w:p>
-        </w:tc>
-        <w:tc>
-          <w:tcPr>
-            <w:tcBorders>
-              <w:top w:val="single" w:space="0" w:color="D3D3D3"/>
-              <w:bottom w:val="single" w:space="0" w:color="D3D3D3"/>
-              <w:start w:val="single" w:space="0" w:color="D3D3D3"/>
-              <w:end w:val="single" w:space="0" w:color="D3D3D3"/>
-            </w:tcBorders>
-          </w:tcPr>
-          <w:p>
-            <w:pPr>
-              <w:spacing w:before="0" w:after="60"/>
-              <w:keepNext/>
-              <w:jc w:val="end"/>
-            </w:pPr>
-            <w:r>
-              <w:rPr>
-                <w:rFonts w:ascii="Calibri" w:hAnsi="Calibri"/>
-                <w:sz w:val="20"/>
+                <w:b w:val="true"/>
+              </w:rPr>
+              <w:t xml:space="default">m7_rs: + random slopes for tempₐ</w:t>
+            </w:r>
+          </w:p>
+        </w:tc>
+        <w:tc>
+          <w:tcPr>
+            <w:tcBorders>
+              <w:top w:val="single" w:space="0" w:color="D3D3D3"/>
+              <w:bottom w:val="single" w:space="0" w:color="D3D3D3"/>
+              <w:start w:val="single" w:space="0" w:color="D3D3D3"/>
+              <w:end w:val="single" w:space="0" w:color="D3D3D3"/>
+            </w:tcBorders>
+          </w:tcPr>
+          <w:p>
+            <w:pPr>
+              <w:spacing w:before="0" w:after="60"/>
+              <w:keepNext/>
+              <w:jc w:val="end"/>
+            </w:pPr>
+            <w:r>
+              <w:rPr>
+                <w:rFonts w:ascii="Calibri" w:hAnsi="Calibri"/>
+                <w:sz w:val="20"/>
+                <w:b w:val="true"/>
+              </w:rPr>
+              <w:t xml:space="default">0.0</w:t>
+            </w:r>
+          </w:p>
+        </w:tc>
+        <w:tc>
+          <w:tcPr>
+            <w:tcBorders>
+              <w:top w:val="single" w:space="0" w:color="D3D3D3"/>
+              <w:bottom w:val="single" w:space="0" w:color="D3D3D3"/>
+              <w:start w:val="single" w:space="0" w:color="D3D3D3"/>
+              <w:end w:val="single" w:space="0" w:color="D3D3D3"/>
+            </w:tcBorders>
+          </w:tcPr>
+          <w:p>
+            <w:pPr>
+              <w:spacing w:before="0" w:after="60"/>
+              <w:keepNext/>
+              <w:jc w:val="end"/>
+            </w:pPr>
+            <w:r>
+              <w:rPr>
+                <w:rFonts w:ascii="Calibri" w:hAnsi="Calibri"/>
+                <w:sz w:val="20"/>
+                <w:b w:val="true"/>
               </w:rPr>
               <w:t xml:space="default">1.78</w:t>
             </w:r>
@@ -1368,56 +1260,34 @@
               <w:rPr>
                 <w:rFonts w:ascii="Calibri" w:hAnsi="Calibri"/>
                 <w:sz w:val="20"/>
-              </w:rPr>
-              <w:t xml:space="default">0.713</w:t>
-            </w:r>
-          </w:p>
-        </w:tc>
-        <w:tc>
-          <w:tcPr>
-            <w:tcBorders>
-              <w:top w:val="single" w:space="0" w:color="D3D3D3"/>
-              <w:bottom w:val="single" w:space="0" w:color="D3D3D3"/>
-              <w:start w:val="single" w:space="0" w:color="D3D3D3"/>
-              <w:end w:val="single" w:space="0" w:color="D3D3D3"/>
-            </w:tcBorders>
-          </w:tcPr>
-          <w:p>
-            <w:pPr>
-              <w:spacing w:before="0" w:after="60"/>
-              <w:keepNext/>
-              <w:jc w:val="end"/>
-            </w:pPr>
-            <w:r>
-              <w:rPr>
-                <w:rFonts w:ascii="Calibri" w:hAnsi="Calibri"/>
-                <w:sz w:val="20"/>
-              </w:rPr>
-              <w:t xml:space="default">0.984</w:t>
-            </w:r>
-          </w:p>
-        </w:tc>
-        <w:tc>
-          <w:tcPr>
-            <w:tcBorders>
-              <w:top w:val="single" w:space="0" w:color="D3D3D3"/>
-              <w:bottom w:val="single" w:space="0" w:color="D3D3D3"/>
-              <w:start w:val="single" w:space="0" w:color="D3D3D3"/>
-              <w:end w:val="single" w:space="0" w:color="D3D3D3"/>
-            </w:tcBorders>
-          </w:tcPr>
-          <w:p>
-            <w:pPr>
-              <w:spacing w:before="0" w:after="60"/>
-              <w:keepNext/>
-              <w:jc w:val="start"/>
-            </w:pPr>
-            <w:r>
-              <w:rPr>
-                <w:rFonts w:ascii="Calibri" w:hAnsi="Calibri"/>
-                <w:sz w:val="20"/>
-              </w:rPr>
-              <w:t xml:space="default"/>
+                <w:b w:val="true"/>
+              </w:rPr>
+              <w:t xml:space="default">0.698</w:t>
+            </w:r>
+          </w:p>
+        </w:tc>
+        <w:tc>
+          <w:tcPr>
+            <w:tcBorders>
+              <w:top w:val="single" w:space="0" w:color="D3D3D3"/>
+              <w:bottom w:val="single" w:space="0" w:color="D3D3D3"/>
+              <w:start w:val="single" w:space="0" w:color="D3D3D3"/>
+              <w:end w:val="single" w:space="0" w:color="D3D3D3"/>
+            </w:tcBorders>
+          </w:tcPr>
+          <w:p>
+            <w:pPr>
+              <w:spacing w:before="0" w:after="60"/>
+              <w:keepNext/>
+              <w:jc w:val="end"/>
+            </w:pPr>
+            <w:r>
+              <w:rPr>
+                <w:rFonts w:ascii="Calibri" w:hAnsi="Calibri"/>
+                <w:sz w:val="20"/>
+                <w:b w:val="true"/>
+              </w:rPr>
+              <w:t xml:space="default">0.985</w:t>
             </w:r>
           </w:p>
         </w:tc>
@@ -1445,140 +1315,104 @@
               <w:rPr>
                 <w:rFonts w:ascii="Calibri" w:hAnsi="Calibri"/>
                 <w:sz w:val="20"/>
-                <w:color w:val="888888"/>
-                <w:i/>
-              </w:rPr>
-              <w:t xml:space="default">Natural spline df = 4†</w:t>
-            </w:r>
-          </w:p>
-        </w:tc>
-        <w:tc>
-          <w:tcPr>
-            <w:tcBorders>
-              <w:top w:val="single" w:space="0" w:color="D3D3D3"/>
-              <w:bottom w:val="single" w:space="0" w:color="D3D3D3"/>
-              <w:start w:val="single" w:space="0" w:color="D3D3D3"/>
-              <w:end w:val="single" w:space="0" w:color="D3D3D3"/>
-            </w:tcBorders>
-          </w:tcPr>
-          <w:p>
-            <w:pPr>
-              <w:spacing w:before="0" w:after="60"/>
-              <w:keepNext/>
-              <w:jc w:val="end"/>
-            </w:pPr>
-            <w:r>
-              <w:rPr>
-                <w:rFonts w:ascii="Calibri" w:hAnsi="Calibri"/>
-                <w:sz w:val="20"/>
-                <w:color w:val="888888"/>
-                <w:i/>
-              </w:rPr>
-              <w:t xml:space="default">-65.8</w:t>
-            </w:r>
-          </w:p>
-        </w:tc>
-        <w:tc>
-          <w:tcPr>
-            <w:tcBorders>
-              <w:top w:val="single" w:space="0" w:color="D3D3D3"/>
-              <w:bottom w:val="single" w:space="0" w:color="D3D3D3"/>
-              <w:start w:val="single" w:space="0" w:color="D3D3D3"/>
-              <w:end w:val="single" w:space="0" w:color="D3D3D3"/>
-            </w:tcBorders>
-          </w:tcPr>
-          <w:p>
-            <w:pPr>
-              <w:spacing w:before="0" w:after="60"/>
-              <w:keepNext/>
-              <w:jc w:val="end"/>
-            </w:pPr>
-            <w:r>
-              <w:rPr>
-                <w:rFonts w:ascii="Calibri" w:hAnsi="Calibri"/>
-                <w:sz w:val="20"/>
-                <w:color w:val="888888"/>
-                <w:i/>
-              </w:rPr>
-              <w:t xml:space="default">1.67</w:t>
-            </w:r>
-          </w:p>
-        </w:tc>
-        <w:tc>
-          <w:tcPr>
-            <w:tcBorders>
-              <w:top w:val="single" w:space="0" w:color="D3D3D3"/>
-              <w:bottom w:val="single" w:space="0" w:color="D3D3D3"/>
-              <w:start w:val="single" w:space="0" w:color="D3D3D3"/>
-              <w:end w:val="single" w:space="0" w:color="D3D3D3"/>
-            </w:tcBorders>
-          </w:tcPr>
-          <w:p>
-            <w:pPr>
-              <w:spacing w:before="0" w:after="60"/>
-              <w:keepNext/>
-              <w:jc w:val="end"/>
-            </w:pPr>
-            <w:r>
-              <w:rPr>
-                <w:rFonts w:ascii="Calibri" w:hAnsi="Calibri"/>
-                <w:sz w:val="20"/>
-                <w:color w:val="888888"/>
-                <w:i/>
-              </w:rPr>
-              <w:t xml:space="default">0.483</w:t>
-            </w:r>
-          </w:p>
-        </w:tc>
-        <w:tc>
-          <w:tcPr>
-            <w:tcBorders>
-              <w:top w:val="single" w:space="0" w:color="D3D3D3"/>
-              <w:bottom w:val="single" w:space="0" w:color="D3D3D3"/>
-              <w:start w:val="single" w:space="0" w:color="D3D3D3"/>
-              <w:end w:val="single" w:space="0" w:color="D3D3D3"/>
-            </w:tcBorders>
-          </w:tcPr>
-          <w:p>
-            <w:pPr>
-              <w:spacing w:before="0" w:after="60"/>
-              <w:keepNext/>
-              <w:jc w:val="end"/>
-            </w:pPr>
-            <w:r>
-              <w:rPr>
-                <w:rFonts w:ascii="Calibri" w:hAnsi="Calibri"/>
-                <w:sz w:val="20"/>
-                <w:color w:val="888888"/>
-                <w:i/>
-              </w:rPr>
-              <w:t xml:space="default">0.995</w:t>
-            </w:r>
-          </w:p>
-        </w:tc>
-        <w:tc>
-          <w:tcPr>
-            <w:tcBorders>
-              <w:top w:val="single" w:space="0" w:color="D3D3D3"/>
-              <w:bottom w:val="single" w:space="0" w:color="D3D3D3"/>
-              <w:start w:val="single" w:space="0" w:color="D3D3D3"/>
-              <w:end w:val="single" w:space="0" w:color="D3D3D3"/>
-            </w:tcBorders>
-          </w:tcPr>
-          <w:p>
-            <w:pPr>
-              <w:spacing w:before="0" w:after="60"/>
-              <w:keepNext/>
-              <w:jc w:val="start"/>
-            </w:pPr>
-            <w:r>
-              <w:rPr>
-                <w:rFonts w:ascii="Calibri" w:hAnsi="Calibri"/>
-                <w:sz w:val="20"/>
-                <w:color w:val="888888"/>
-                <w:i/>
-              </w:rPr>
-              <w:t xml:space="default">Biologically implausible at high temperatures; excluded</w:t>
+              </w:rPr>
+              <w:t xml:space="default">m7: random intercept only</w:t>
+            </w:r>
+          </w:p>
+        </w:tc>
+        <w:tc>
+          <w:tcPr>
+            <w:tcBorders>
+              <w:top w:val="single" w:space="0" w:color="D3D3D3"/>
+              <w:bottom w:val="single" w:space="0" w:color="D3D3D3"/>
+              <w:start w:val="single" w:space="0" w:color="D3D3D3"/>
+              <w:end w:val="single" w:space="0" w:color="D3D3D3"/>
+            </w:tcBorders>
+          </w:tcPr>
+          <w:p>
+            <w:pPr>
+              <w:spacing w:before="0" w:after="60"/>
+              <w:keepNext/>
+              <w:jc w:val="end"/>
+            </w:pPr>
+            <w:r>
+              <w:rPr>
+                <w:rFonts w:ascii="Calibri" w:hAnsi="Calibri"/>
+                <w:sz w:val="20"/>
+              </w:rPr>
+              <w:t xml:space="default">510.2</w:t>
+            </w:r>
+          </w:p>
+        </w:tc>
+        <w:tc>
+          <w:tcPr>
+            <w:tcBorders>
+              <w:top w:val="single" w:space="0" w:color="D3D3D3"/>
+              <w:bottom w:val="single" w:space="0" w:color="D3D3D3"/>
+              <w:start w:val="single" w:space="0" w:color="D3D3D3"/>
+              <w:end w:val="single" w:space="0" w:color="D3D3D3"/>
+            </w:tcBorders>
+          </w:tcPr>
+          <w:p>
+            <w:pPr>
+              <w:spacing w:before="0" w:after="60"/>
+              <w:keepNext/>
+              <w:jc w:val="end"/>
+            </w:pPr>
+            <w:r>
+              <w:rPr>
+                <w:rFonts w:ascii="Calibri" w:hAnsi="Calibri"/>
+                <w:sz w:val="20"/>
+              </w:rPr>
+              <w:t xml:space="default">2.02</w:t>
+            </w:r>
+          </w:p>
+        </w:tc>
+        <w:tc>
+          <w:tcPr>
+            <w:tcBorders>
+              <w:top w:val="single" w:space="0" w:color="D3D3D3"/>
+              <w:bottom w:val="single" w:space="0" w:color="D3D3D3"/>
+              <w:start w:val="single" w:space="0" w:color="D3D3D3"/>
+              <w:end w:val="single" w:space="0" w:color="D3D3D3"/>
+            </w:tcBorders>
+          </w:tcPr>
+          <w:p>
+            <w:pPr>
+              <w:spacing w:before="0" w:after="60"/>
+              <w:keepNext/>
+              <w:jc w:val="end"/>
+            </w:pPr>
+            <w:r>
+              <w:rPr>
+                <w:rFonts w:ascii="Calibri" w:hAnsi="Calibri"/>
+                <w:sz w:val="20"/>
+              </w:rPr>
+              <w:t xml:space="default">0.714</w:t>
+            </w:r>
+          </w:p>
+        </w:tc>
+        <w:tc>
+          <w:tcPr>
+            <w:tcBorders>
+              <w:top w:val="single" w:space="0" w:color="D3D3D3"/>
+              <w:bottom w:val="single" w:space="0" w:color="D3D3D3"/>
+              <w:start w:val="single" w:space="0" w:color="D3D3D3"/>
+              <w:end w:val="single" w:space="0" w:color="D3D3D3"/>
+            </w:tcBorders>
+          </w:tcPr>
+          <w:p>
+            <w:pPr>
+              <w:spacing w:before="0" w:after="60"/>
+              <w:keepNext/>
+              <w:jc w:val="end"/>
+            </w:pPr>
+            <w:r>
+              <w:rPr>
+                <w:rFonts w:ascii="Calibri" w:hAnsi="Calibri"/>
+                <w:sz w:val="20"/>
+              </w:rPr>
+              <w:t xml:space="default">0.981</w:t>
             </w:r>
           </w:p>
         </w:tc>
@@ -1599,19 +1433,19 @@
             <w:tcMar>
               <w:top w:w="25" w:type="dxa"/>
             </w:tcMar>
-            <w:gridSpan w:val="6"/>
-          </w:tcPr>
-          <w:p>
-            <w:pPr>
-              <w:spacing w:before="0" w:after="60"/>
-              <w:keepNext/>
-            </w:pPr>
-            <w:r>
-              <w:rPr>
-                <w:rFonts w:ascii="Calibri" w:hAnsi="Calibri"/>
-                <w:sz w:val="20"/>
-              </w:rPr>
-              <w:t xml:space="default">4. Interaction terms (ML fit)</w:t>
+            <w:gridSpan w:val="5"/>
+          </w:tcPr>
+          <w:p>
+            <w:pPr>
+              <w:spacing w:before="0" w:after="60"/>
+              <w:keepNext/>
+            </w:pPr>
+            <w:r>
+              <w:rPr>
+                <w:rFonts w:ascii="Calibri" w:hAnsi="Calibri"/>
+                <w:sz w:val="20"/>
+              </w:rPr>
+              <w:t xml:space="default">3. Temperature functional form (ML fit)</w:t>
             </w:r>
           </w:p>
         </w:tc>
@@ -1641,7 +1475,7 @@
                 <w:sz w:val="20"/>
                 <w:b w:val="true"/>
               </w:rPr>
-              <w:t xml:space="default">Final model: no interactions</w:t>
+              <w:t xml:space="default">Natural spline df = 3</w:t>
             </w:r>
           </w:p>
         </w:tc>
@@ -1742,31 +1576,6 @@
                 <w:b w:val="true"/>
               </w:rPr>
               <w:t xml:space="default">0.990</w:t>
-            </w:r>
-          </w:p>
-        </w:tc>
-        <w:tc>
-          <w:tcPr>
-            <w:tcBorders>
-              <w:top w:val="single" w:space="0" w:color="D3D3D3"/>
-              <w:bottom w:val="single" w:space="0" w:color="D3D3D3"/>
-              <w:start w:val="single" w:space="0" w:color="D3D3D3"/>
-              <w:end w:val="single" w:space="0" w:color="D3D3D3"/>
-            </w:tcBorders>
-          </w:tcPr>
-          <w:p>
-            <w:pPr>
-              <w:spacing w:before="0" w:after="60"/>
-              <w:keepNext/>
-              <w:jc w:val="start"/>
-            </w:pPr>
-            <w:r>
-              <w:rPr>
-                <w:rFonts w:ascii="Calibri" w:hAnsi="Calibri"/>
-                <w:sz w:val="20"/>
-                <w:b w:val="true"/>
-              </w:rPr>
-              <w:t xml:space="default"/>
             </w:r>
           </w:p>
         </w:tc>
@@ -1794,140 +1603,104 @@
               <w:rPr>
                 <w:rFonts w:ascii="Calibri" w:hAnsi="Calibri"/>
                 <w:sz w:val="20"/>
-                <w:color w:val="888888"/>
-                <w:i/>
-              </w:rPr>
-              <w:t xml:space="default">+ temperature × stream</w:t>
-            </w:r>
-          </w:p>
-        </w:tc>
-        <w:tc>
-          <w:tcPr>
-            <w:tcBorders>
-              <w:top w:val="single" w:space="0" w:color="D3D3D3"/>
-              <w:bottom w:val="single" w:space="0" w:color="D3D3D3"/>
-              <w:start w:val="single" w:space="0" w:color="D3D3D3"/>
-              <w:end w:val="single" w:space="0" w:color="D3D3D3"/>
-            </w:tcBorders>
-          </w:tcPr>
-          <w:p>
-            <w:pPr>
-              <w:spacing w:before="0" w:after="60"/>
-              <w:keepNext/>
-              <w:jc w:val="end"/>
-            </w:pPr>
-            <w:r>
-              <w:rPr>
-                <w:rFonts w:ascii="Calibri" w:hAnsi="Calibri"/>
-                <w:sz w:val="20"/>
-                <w:color w:val="888888"/>
-                <w:i/>
-              </w:rPr>
-              <w:t xml:space="default">-275.8</w:t>
-            </w:r>
-          </w:p>
-        </w:tc>
-        <w:tc>
-          <w:tcPr>
-            <w:tcBorders>
-              <w:top w:val="single" w:space="0" w:color="D3D3D3"/>
-              <w:bottom w:val="single" w:space="0" w:color="D3D3D3"/>
-              <w:start w:val="single" w:space="0" w:color="D3D3D3"/>
-              <w:end w:val="single" w:space="0" w:color="D3D3D3"/>
-            </w:tcBorders>
-          </w:tcPr>
-          <w:p>
-            <w:pPr>
-              <w:spacing w:before="0" w:after="60"/>
-              <w:keepNext/>
-              <w:jc w:val="end"/>
-            </w:pPr>
-            <w:r>
-              <w:rPr>
-                <w:rFonts w:ascii="Calibri" w:hAnsi="Calibri"/>
-                <w:sz w:val="20"/>
-                <w:color w:val="888888"/>
-                <w:i/>
-              </w:rPr>
-              <w:t xml:space="default">1.59</w:t>
-            </w:r>
-          </w:p>
-        </w:tc>
-        <w:tc>
-          <w:tcPr>
-            <w:tcBorders>
-              <w:top w:val="single" w:space="0" w:color="D3D3D3"/>
-              <w:bottom w:val="single" w:space="0" w:color="D3D3D3"/>
-              <w:start w:val="single" w:space="0" w:color="D3D3D3"/>
-              <w:end w:val="single" w:space="0" w:color="D3D3D3"/>
-            </w:tcBorders>
-          </w:tcPr>
-          <w:p>
-            <w:pPr>
-              <w:spacing w:before="0" w:after="60"/>
-              <w:keepNext/>
-              <w:jc w:val="end"/>
-            </w:pPr>
-            <w:r>
-              <w:rPr>
-                <w:rFonts w:ascii="Calibri" w:hAnsi="Calibri"/>
-                <w:sz w:val="20"/>
-                <w:color w:val="888888"/>
-                <w:i/>
-              </w:rPr>
-              <w:t xml:space="default">0.629</w:t>
-            </w:r>
-          </w:p>
-        </w:tc>
-        <w:tc>
-          <w:tcPr>
-            <w:tcBorders>
-              <w:top w:val="single" w:space="0" w:color="D3D3D3"/>
-              <w:bottom w:val="single" w:space="0" w:color="D3D3D3"/>
-              <w:start w:val="single" w:space="0" w:color="D3D3D3"/>
-              <w:end w:val="single" w:space="0" w:color="D3D3D3"/>
-            </w:tcBorders>
-          </w:tcPr>
-          <w:p>
-            <w:pPr>
-              <w:spacing w:before="0" w:after="60"/>
-              <w:keepNext/>
-              <w:jc w:val="end"/>
-            </w:pPr>
-            <w:r>
-              <w:rPr>
-                <w:rFonts w:ascii="Calibri" w:hAnsi="Calibri"/>
-                <w:sz w:val="20"/>
-                <w:color w:val="888888"/>
-                <w:i/>
-              </w:rPr>
-              <w:t xml:space="default">0.992</w:t>
-            </w:r>
-          </w:p>
-        </w:tc>
-        <w:tc>
-          <w:tcPr>
-            <w:tcBorders>
-              <w:top w:val="single" w:space="0" w:color="D3D3D3"/>
-              <w:bottom w:val="single" w:space="0" w:color="D3D3D3"/>
-              <w:start w:val="single" w:space="0" w:color="D3D3D3"/>
-              <w:end w:val="single" w:space="0" w:color="D3D3D3"/>
-            </w:tcBorders>
-          </w:tcPr>
-          <w:p>
-            <w:pPr>
-              <w:spacing w:before="0" w:after="60"/>
-              <w:keepNext/>
-              <w:jc w:val="start"/>
-            </w:pPr>
-            <w:r>
-              <w:rPr>
-                <w:rFonts w:ascii="Calibri" w:hAnsi="Calibri"/>
-                <w:sz w:val="20"/>
-                <w:color w:val="888888"/>
-                <w:i/>
-              </w:rPr>
-              <w:t xml:space="default">Spline extrapolation unstable in data-sparse streams; excluded</w:t>
+              </w:rPr>
+              <w:t xml:space="default">Quadratic: tempₐ + tempₐ²</w:t>
+            </w:r>
+          </w:p>
+        </w:tc>
+        <w:tc>
+          <w:tcPr>
+            <w:tcBorders>
+              <w:top w:val="single" w:space="0" w:color="D3D3D3"/>
+              <w:bottom w:val="single" w:space="0" w:color="D3D3D3"/>
+              <w:start w:val="single" w:space="0" w:color="D3D3D3"/>
+              <w:end w:val="single" w:space="0" w:color="D3D3D3"/>
+            </w:tcBorders>
+          </w:tcPr>
+          <w:p>
+            <w:pPr>
+              <w:spacing w:before="0" w:after="60"/>
+              <w:keepNext/>
+              <w:jc w:val="end"/>
+            </w:pPr>
+            <w:r>
+              <w:rPr>
+                <w:rFonts w:ascii="Calibri" w:hAnsi="Calibri"/>
+                <w:sz w:val="20"/>
+              </w:rPr>
+              <w:t xml:space="default">138.9</w:t>
+            </w:r>
+          </w:p>
+        </w:tc>
+        <w:tc>
+          <w:tcPr>
+            <w:tcBorders>
+              <w:top w:val="single" w:space="0" w:color="D3D3D3"/>
+              <w:bottom w:val="single" w:space="0" w:color="D3D3D3"/>
+              <w:start w:val="single" w:space="0" w:color="D3D3D3"/>
+              <w:end w:val="single" w:space="0" w:color="D3D3D3"/>
+            </w:tcBorders>
+          </w:tcPr>
+          <w:p>
+            <w:pPr>
+              <w:spacing w:before="0" w:after="60"/>
+              <w:keepNext/>
+              <w:jc w:val="end"/>
+            </w:pPr>
+            <w:r>
+              <w:rPr>
+                <w:rFonts w:ascii="Calibri" w:hAnsi="Calibri"/>
+                <w:sz w:val="20"/>
+              </w:rPr>
+              <w:t xml:space="default">1.78</w:t>
+            </w:r>
+          </w:p>
+        </w:tc>
+        <w:tc>
+          <w:tcPr>
+            <w:tcBorders>
+              <w:top w:val="single" w:space="0" w:color="D3D3D3"/>
+              <w:bottom w:val="single" w:space="0" w:color="D3D3D3"/>
+              <w:start w:val="single" w:space="0" w:color="D3D3D3"/>
+              <w:end w:val="single" w:space="0" w:color="D3D3D3"/>
+            </w:tcBorders>
+          </w:tcPr>
+          <w:p>
+            <w:pPr>
+              <w:spacing w:before="0" w:after="60"/>
+              <w:keepNext/>
+              <w:jc w:val="end"/>
+            </w:pPr>
+            <w:r>
+              <w:rPr>
+                <w:rFonts w:ascii="Calibri" w:hAnsi="Calibri"/>
+                <w:sz w:val="20"/>
+              </w:rPr>
+              <w:t xml:space="default">0.713</w:t>
+            </w:r>
+          </w:p>
+        </w:tc>
+        <w:tc>
+          <w:tcPr>
+            <w:tcBorders>
+              <w:top w:val="single" w:space="0" w:color="D3D3D3"/>
+              <w:bottom w:val="single" w:space="0" w:color="D3D3D3"/>
+              <w:start w:val="single" w:space="0" w:color="D3D3D3"/>
+              <w:end w:val="single" w:space="0" w:color="D3D3D3"/>
+            </w:tcBorders>
+          </w:tcPr>
+          <w:p>
+            <w:pPr>
+              <w:spacing w:before="0" w:after="60"/>
+              <w:keepNext/>
+              <w:jc w:val="end"/>
+            </w:pPr>
+            <w:r>
+              <w:rPr>
+                <w:rFonts w:ascii="Calibri" w:hAnsi="Calibri"/>
+                <w:sz w:val="20"/>
+              </w:rPr>
+              <w:t xml:space="default">0.984</w:t>
             </w:r>
           </w:p>
         </w:tc>
@@ -1958,7 +1731,7 @@
                 <w:color w:val="888888"/>
                 <w:i/>
               </w:rPr>
-              <w:t xml:space="default">+ temperature × year†</w:t>
+              <w:t xml:space="default">Natural spline df = 4†</w:t>
             </w:r>
           </w:p>
         </w:tc>
@@ -1984,7 +1757,7 @@
                 <w:color w:val="888888"/>
                 <w:i/>
               </w:rPr>
-              <w:t xml:space="default">-1,481.7</w:t>
+              <w:t xml:space="default">-65.8</w:t>
             </w:r>
           </w:p>
         </w:tc>
@@ -2010,7 +1783,7 @@
                 <w:color w:val="888888"/>
                 <w:i/>
               </w:rPr>
-              <w:t xml:space="default">1.30</w:t>
+              <w:t xml:space="default">1.67</w:t>
             </w:r>
           </w:p>
         </w:tc>
@@ -2036,7 +1809,7 @@
                 <w:color w:val="888888"/>
                 <w:i/>
               </w:rPr>
-              <w:t xml:space="default">0.653</w:t>
+              <w:t xml:space="default">0.483</w:t>
             </w:r>
           </w:p>
         </w:tc>
@@ -2062,33 +1835,7 @@
                 <w:color w:val="888888"/>
                 <w:i/>
               </w:rPr>
-              <w:t xml:space="default">0.996</w:t>
-            </w:r>
-          </w:p>
-        </w:tc>
-        <w:tc>
-          <w:tcPr>
-            <w:tcBorders>
-              <w:top w:val="single" w:space="0" w:color="D3D3D3"/>
-              <w:bottom w:val="single" w:space="0" w:color="D3D3D3"/>
-              <w:start w:val="single" w:space="0" w:color="D3D3D3"/>
-              <w:end w:val="single" w:space="0" w:color="D3D3D3"/>
-            </w:tcBorders>
-          </w:tcPr>
-          <w:p>
-            <w:pPr>
-              <w:spacing w:before="0" w:after="60"/>
-              <w:keepNext/>
-              <w:jc w:val="start"/>
-            </w:pPr>
-            <w:r>
-              <w:rPr>
-                <w:rFonts w:ascii="Calibri" w:hAnsi="Calibri"/>
-                <w:sz w:val="20"/>
-                <w:color w:val="888888"/>
-                <w:i/>
-              </w:rPr>
-              <w:t xml:space="default">Large AIC gain likely reflects year-specific data ranges, not biological interaction; excluded</w:t>
+              <w:t xml:space="default">0.995</w:t>
             </w:r>
           </w:p>
         </w:tc>
@@ -2099,7 +1846,7 @@
         </w:trPr>
         <w:tc>
           <w:tcPr>
-            <w:gridSpan w:val="6"/>
+            <w:gridSpan w:val="5"/>
           </w:tcPr>
           <w:p>
             <w:pPr>
@@ -2120,7 +1867,7 @@
                 <w:rFonts w:ascii="Calibri" w:hAnsi="Calibri"/>
                 <w:sz w:val="20"/>
               </w:rPr>
-              <w:t xml:space="default">ΔAIC computed relative to the reference (bold) model within each group. Negative values indicate better AIC than the reference. RMSE in days. R² marginal = fixed effects only; R² conditional = fixed + random effects.</w:t>
+              <w:t xml:space="default">Models marked † were excluded due to biologically implausible predictions or overfitting; see Appendix A3.</w:t>
             </w:r>
           </w:p>
         </w:tc>
@@ -2131,7 +1878,7 @@
         </w:trPr>
         <w:tc>
           <w:tcPr>
-            <w:gridSpan w:val="6"/>
+            <w:gridSpan w:val="5"/>
           </w:tcPr>
           <w:p>
             <w:pPr>
@@ -2152,7 +1899,7 @@
                 <w:rFonts w:ascii="Calibri" w:hAnsi="Calibri"/>
                 <w:sz w:val="20"/>
               </w:rPr>
-              <w:t xml:space="default">Models marked † were excluded despite lower AIC due to elevation collinearity and signal captured by random effects structure; see Appendix A3.</w:t>
+              <w:t xml:space="default">ΔAIC computed relative to the reference (bold) model within each group. Negative values indicate better AIC than the reference. RMSE in days. R² marginal = fixed effects only; R² conditional = fixed + random effects.</w:t>
             </w:r>
           </w:p>
         </w:tc>
